--- a/Study-Plan/12_AI_Assisted_Development_MCP_and_RAG.docx
+++ b/Study-Plan/12_AI_Assisted_Development_MCP_and_RAG.docx
@@ -17,7 +17,7 @@
       </w:pPr>
       <w:r>
         <w:rPr/>
-        <w:t xml:space="preserve">Document 12 of 15 - A parallel track. Weekend blocks from Month 2, project in Month 7.</w:t>
+        <w:t xml:space="preserve">Document 12 - A parallel track. Weekend blocks from Month 2, project in Month 7.</w:t>
       </w:r>
     </w:p>
     <w:p>
